--- a/templates/form8_template_copy.docx
+++ b/templates/form8_template_copy.docx
@@ -650,18 +650,13 @@
         <w:gridCol w:w="2044"/>
       </w:tblGrid>
       <w:tr>
-        <w:tblPrEx>
-          <w:tblCellMar>
-            <w:top w:w="0" w:type="dxa"/>
-            <w:bottom w:w="0" w:type="dxa"/>
-          </w:tblCellMar>
-        </w:tblPrEx>
         <w:trPr>
           <w:trHeight w:val="2220"/>
         </w:trPr>
         <w:tc>
           <w:tcPr>
             <w:tcW w:w="2044" w:type="dxa"/>
+            <w:vAlign w:val="center"/>
           </w:tcPr>
           <w:p>
             <w:pPr>
@@ -1461,16 +1456,16 @@
                 <w:rFonts w:ascii="Aptos" w:hAnsi="Aptos"/>
                 <w:b/>
                 <w:bCs/>
-                <w:color w:val="F2CEED" w:themeColor="accent5" w:themeTint="33"/>
-                <w:lang w:val="en-IN"/>
-              </w:rPr>
-            </w:pPr>
-            <w:r>
-              <w:rPr>
-                <w:rFonts w:ascii="Aptos" w:hAnsi="Aptos"/>
-                <w:b/>
-                <w:bCs/>
-                <w:color w:val="F2CEED" w:themeColor="accent5" w:themeTint="33"/>
+                <w:color w:val="000000" w:themeColor="text1"/>
+                <w:lang w:val="en-IN"/>
+              </w:rPr>
+            </w:pPr>
+            <w:r>
+              <w:rPr>
+                <w:rFonts w:ascii="Aptos" w:hAnsi="Aptos"/>
+                <w:b/>
+                <w:bCs/>
+                <w:color w:val="000000" w:themeColor="text1"/>
                 <w:lang w:val="en-IN"/>
               </w:rPr>
               <w:t>For References:</w:t>
@@ -1482,16 +1477,16 @@
               <w:jc w:val="both"/>
               <w:rPr>
                 <w:rFonts w:ascii="Aptos" w:hAnsi="Aptos"/>
-                <w:color w:val="F2CEED" w:themeColor="accent5" w:themeTint="33"/>
-                <w:lang w:val="en-IN"/>
-              </w:rPr>
-            </w:pPr>
-            <w:r>
-              <w:rPr>
-                <w:rFonts w:ascii="Aptos" w:hAnsi="Aptos"/>
-                <w:b/>
-                <w:bCs/>
-                <w:color w:val="F2CEED" w:themeColor="accent5" w:themeTint="33"/>
+                <w:color w:val="000000" w:themeColor="text1"/>
+                <w:lang w:val="en-IN"/>
+              </w:rPr>
+            </w:pPr>
+            <w:r>
+              <w:rPr>
+                <w:rFonts w:ascii="Aptos" w:hAnsi="Aptos"/>
+                <w:b/>
+                <w:bCs/>
+                <w:color w:val="000000" w:themeColor="text1"/>
                 <w:lang w:val="en-IN"/>
               </w:rPr>
               <w:t xml:space="preserve">Name: </w:t>
@@ -1499,7 +1494,7 @@
             <w:r>
               <w:rPr>
                 <w:rFonts w:ascii="Aptos" w:hAnsi="Aptos"/>
-                <w:color w:val="F2CEED" w:themeColor="accent5" w:themeTint="33"/>
+                <w:color w:val="000000" w:themeColor="text1"/>
                 <w:lang w:val="en-IN"/>
               </w:rPr>
               <w:t>{{</w:t>
@@ -1508,7 +1503,7 @@
             <w:r>
               <w:rPr>
                 <w:rFonts w:ascii="Aptos" w:hAnsi="Aptos"/>
-                <w:color w:val="F2CEED" w:themeColor="accent5" w:themeTint="33"/>
+                <w:color w:val="000000" w:themeColor="text1"/>
                 <w:lang w:val="en-IN"/>
               </w:rPr>
               <w:t>job.</w:t>
@@ -1516,7 +1511,7 @@
             <w:r>
               <w:rPr>
                 <w:rFonts w:ascii="Aptos" w:hAnsi="Aptos"/>
-                <w:color w:val="F2CEED" w:themeColor="accent5" w:themeTint="33"/>
+                <w:color w:val="000000" w:themeColor="text1"/>
                 <w:lang w:val="en-IN"/>
               </w:rPr>
               <w:t>reference_name</w:t>
@@ -1525,7 +1520,7 @@
             <w:r>
               <w:rPr>
                 <w:rFonts w:ascii="Aptos" w:hAnsi="Aptos"/>
-                <w:color w:val="F2CEED" w:themeColor="accent5" w:themeTint="33"/>
+                <w:color w:val="000000" w:themeColor="text1"/>
                 <w:lang w:val="en-IN"/>
               </w:rPr>
               <w:t>}}</w:t>
@@ -1537,16 +1532,16 @@
               <w:jc w:val="both"/>
               <w:rPr>
                 <w:rFonts w:ascii="Aptos" w:hAnsi="Aptos"/>
-                <w:color w:val="F2CEED" w:themeColor="accent5" w:themeTint="33"/>
-                <w:lang w:val="en-IN"/>
-              </w:rPr>
-            </w:pPr>
-            <w:r>
-              <w:rPr>
-                <w:rFonts w:ascii="Aptos" w:hAnsi="Aptos"/>
-                <w:b/>
-                <w:bCs/>
-                <w:color w:val="F2CEED" w:themeColor="accent5" w:themeTint="33"/>
+                <w:color w:val="000000" w:themeColor="text1"/>
+                <w:lang w:val="en-IN"/>
+              </w:rPr>
+            </w:pPr>
+            <w:r>
+              <w:rPr>
+                <w:rFonts w:ascii="Aptos" w:hAnsi="Aptos"/>
+                <w:b/>
+                <w:bCs/>
+                <w:color w:val="000000" w:themeColor="text1"/>
                 <w:lang w:val="en-IN"/>
               </w:rPr>
               <w:t xml:space="preserve">Position: </w:t>
@@ -1554,7 +1549,7 @@
             <w:r>
               <w:rPr>
                 <w:rFonts w:ascii="Aptos" w:hAnsi="Aptos"/>
-                <w:color w:val="F2CEED" w:themeColor="accent5" w:themeTint="33"/>
+                <w:color w:val="000000" w:themeColor="text1"/>
                 <w:lang w:val="en-IN"/>
               </w:rPr>
               <w:t>{{</w:t>
@@ -1563,7 +1558,7 @@
             <w:r>
               <w:rPr>
                 <w:rFonts w:ascii="Aptos" w:hAnsi="Aptos"/>
-                <w:color w:val="F2CEED" w:themeColor="accent5" w:themeTint="33"/>
+                <w:color w:val="000000" w:themeColor="text1"/>
                 <w:lang w:val="en-IN"/>
               </w:rPr>
               <w:t>job.</w:t>
@@ -1571,7 +1566,7 @@
             <w:r>
               <w:rPr>
                 <w:rFonts w:ascii="Aptos" w:hAnsi="Aptos"/>
-                <w:color w:val="F2CEED" w:themeColor="accent5" w:themeTint="33"/>
+                <w:color w:val="000000" w:themeColor="text1"/>
                 <w:lang w:val="en-IN"/>
               </w:rPr>
               <w:t>reference_position</w:t>
@@ -1580,7 +1575,7 @@
             <w:r>
               <w:rPr>
                 <w:rFonts w:ascii="Aptos" w:hAnsi="Aptos"/>
-                <w:color w:val="F2CEED" w:themeColor="accent5" w:themeTint="33"/>
+                <w:color w:val="000000" w:themeColor="text1"/>
                 <w:lang w:val="en-IN"/>
               </w:rPr>
               <w:t>}}</w:t>
@@ -1592,16 +1587,16 @@
               <w:jc w:val="both"/>
               <w:rPr>
                 <w:rFonts w:ascii="Aptos" w:hAnsi="Aptos"/>
-                <w:color w:val="F2CEED" w:themeColor="accent5" w:themeTint="33"/>
-                <w:lang w:val="en-IN"/>
-              </w:rPr>
-            </w:pPr>
-            <w:r>
-              <w:rPr>
-                <w:rFonts w:ascii="Aptos" w:hAnsi="Aptos"/>
-                <w:b/>
-                <w:bCs/>
-                <w:color w:val="F2CEED" w:themeColor="accent5" w:themeTint="33"/>
+                <w:color w:val="000000" w:themeColor="text1"/>
+                <w:lang w:val="en-IN"/>
+              </w:rPr>
+            </w:pPr>
+            <w:r>
+              <w:rPr>
+                <w:rFonts w:ascii="Aptos" w:hAnsi="Aptos"/>
+                <w:b/>
+                <w:bCs/>
+                <w:color w:val="000000" w:themeColor="text1"/>
                 <w:lang w:val="en-IN"/>
               </w:rPr>
               <w:t xml:space="preserve">Tel: </w:t>
@@ -1609,7 +1604,7 @@
             <w:r>
               <w:rPr>
                 <w:rFonts w:ascii="Aptos" w:hAnsi="Aptos"/>
-                <w:color w:val="F2CEED" w:themeColor="accent5" w:themeTint="33"/>
+                <w:color w:val="000000" w:themeColor="text1"/>
                 <w:lang w:val="en-IN"/>
               </w:rPr>
               <w:t>{{</w:t>
@@ -1618,7 +1613,7 @@
             <w:r>
               <w:rPr>
                 <w:rFonts w:ascii="Aptos" w:hAnsi="Aptos"/>
-                <w:color w:val="F2CEED" w:themeColor="accent5" w:themeTint="33"/>
+                <w:color w:val="000000" w:themeColor="text1"/>
                 <w:lang w:val="en-IN"/>
               </w:rPr>
               <w:t>job.</w:t>
@@ -1626,7 +1621,7 @@
             <w:r>
               <w:rPr>
                 <w:rFonts w:ascii="Aptos" w:hAnsi="Aptos"/>
-                <w:color w:val="F2CEED" w:themeColor="accent5" w:themeTint="33"/>
+                <w:color w:val="000000" w:themeColor="text1"/>
                 <w:lang w:val="en-IN"/>
               </w:rPr>
               <w:t>reference_tel</w:t>
@@ -1635,7 +1630,7 @@
             <w:r>
               <w:rPr>
                 <w:rFonts w:ascii="Aptos" w:hAnsi="Aptos"/>
-                <w:color w:val="F2CEED" w:themeColor="accent5" w:themeTint="33"/>
+                <w:color w:val="000000" w:themeColor="text1"/>
                 <w:lang w:val="en-IN"/>
               </w:rPr>
               <w:t>}}</w:t>
@@ -1656,7 +1651,7 @@
                 <w:rFonts w:ascii="Aptos" w:hAnsi="Aptos"/>
                 <w:b/>
                 <w:bCs/>
-                <w:color w:val="F2CEED" w:themeColor="accent5" w:themeTint="33"/>
+                <w:color w:val="000000" w:themeColor="text1"/>
                 <w:lang w:val="en-IN"/>
               </w:rPr>
               <w:lastRenderedPageBreak/>
@@ -1665,7 +1660,7 @@
             <w:r>
               <w:rPr>
                 <w:rFonts w:ascii="Aptos" w:hAnsi="Aptos"/>
-                <w:color w:val="F2CEED" w:themeColor="accent5" w:themeTint="33"/>
+                <w:color w:val="000000" w:themeColor="text1"/>
                 <w:lang w:val="en-IN"/>
               </w:rPr>
               <w:t>{{</w:t>
@@ -1674,7 +1669,7 @@
             <w:r>
               <w:rPr>
                 <w:rFonts w:ascii="Aptos" w:hAnsi="Aptos"/>
-                <w:color w:val="F2CEED" w:themeColor="accent5" w:themeTint="33"/>
+                <w:color w:val="000000" w:themeColor="text1"/>
                 <w:lang w:val="en-IN"/>
               </w:rPr>
               <w:t>job.</w:t>
@@ -1682,7 +1677,7 @@
             <w:r>
               <w:rPr>
                 <w:rFonts w:ascii="Aptos" w:hAnsi="Aptos"/>
-                <w:color w:val="F2CEED" w:themeColor="accent5" w:themeTint="33"/>
+                <w:color w:val="000000" w:themeColor="text1"/>
                 <w:lang w:val="en-IN"/>
               </w:rPr>
               <w:t>reference_email</w:t>
@@ -1691,7 +1686,7 @@
             <w:r>
               <w:rPr>
                 <w:rFonts w:ascii="Aptos" w:hAnsi="Aptos"/>
-                <w:color w:val="F2CEED" w:themeColor="accent5" w:themeTint="33"/>
+                <w:color w:val="000000" w:themeColor="text1"/>
                 <w:lang w:val="en-IN"/>
               </w:rPr>
               <w:t>}}</w:t>

--- a/templates/form8_template_copy.docx
+++ b/templates/form8_template_copy.docx
@@ -1188,7 +1188,7 @@
           <w:p>
             <w:pPr>
               <w:spacing w:before="60" w:after="60" w:line="240" w:lineRule="auto"/>
-              <w:jc w:val="center"/>
+              <w:jc w:val="both"/>
               <w:rPr>
                 <w:rFonts w:ascii="Aptos" w:hAnsi="Aptos"/>
                 <w:lang w:val="en-IN"/>
@@ -1204,6 +1204,7 @@
           <w:p>
             <w:pPr>
               <w:spacing w:before="60" w:after="60" w:line="240" w:lineRule="auto"/>
+              <w:jc w:val="both"/>
               <w:rPr>
                 <w:rFonts w:ascii="Aptos" w:hAnsi="Aptos"/>
                 <w:b/>
@@ -1229,6 +1230,61 @@
               <w:jc w:val="both"/>
               <w:rPr>
                 <w:rFonts w:ascii="Aptos" w:hAnsi="Aptos" w:cs="Calibri"/>
+                <w:color w:val="05436E"/>
+                <w:lang w:val="en-US"/>
+              </w:rPr>
+            </w:pPr>
+            <w:r>
+              <w:rPr>
+                <w:rFonts w:ascii="Aptos" w:hAnsi="Aptos" w:cs="Calibri"/>
+                <w:color w:val="05436E"/>
+                <w:lang w:val="en-US"/>
+              </w:rPr>
+              <w:t>{{</w:t>
+            </w:r>
+            <w:proofErr w:type="spellStart"/>
+            <w:proofErr w:type="gramStart"/>
+            <w:r>
+              <w:rPr>
+                <w:rFonts w:ascii="Aptos" w:hAnsi="Aptos" w:cs="Calibri"/>
+                <w:color w:val="05436E"/>
+                <w:lang w:val="en-US"/>
+              </w:rPr>
+              <w:t>job.</w:t>
+            </w:r>
+            <w:r>
+              <w:rPr>
+                <w:rFonts w:ascii="Aptos" w:hAnsi="Aptos" w:cs="Calibri"/>
+                <w:color w:val="05436E"/>
+                <w:lang w:val="en-US"/>
+              </w:rPr>
+              <w:t>employment</w:t>
+            </w:r>
+            <w:proofErr w:type="gramEnd"/>
+            <w:r>
+              <w:rPr>
+                <w:rFonts w:ascii="Aptos" w:hAnsi="Aptos" w:cs="Calibri"/>
+                <w:color w:val="05436E"/>
+                <w:lang w:val="en-US"/>
+              </w:rPr>
+              <w:t>_period</w:t>
+            </w:r>
+            <w:proofErr w:type="spellEnd"/>
+            <w:r>
+              <w:rPr>
+                <w:rFonts w:ascii="Aptos" w:hAnsi="Aptos" w:cs="Calibri"/>
+                <w:color w:val="05436E"/>
+                <w:lang w:val="en-US"/>
+              </w:rPr>
+              <w:t>}}</w:t>
+            </w:r>
+          </w:p>
+          <w:p>
+            <w:pPr>
+              <w:spacing w:before="60" w:after="60" w:line="240" w:lineRule="auto"/>
+              <w:jc w:val="both"/>
+              <w:rPr>
+                <w:rFonts w:ascii="Aptos" w:hAnsi="Aptos" w:cs="Calibri"/>
                 <w:i/>
                 <w:iCs/>
                 <w:color w:val="05436E"/>
@@ -1238,6 +1294,8 @@
             <w:r>
               <w:rPr>
                 <w:rFonts w:ascii="Aptos" w:hAnsi="Aptos" w:cs="Calibri"/>
+                <w:i/>
+                <w:iCs/>
                 <w:color w:val="05436E"/>
                 <w:lang w:val="en-US"/>
               </w:rPr>
@@ -1248,32 +1306,30 @@
             <w:r>
               <w:rPr>
                 <w:rFonts w:ascii="Aptos" w:hAnsi="Aptos" w:cs="Calibri"/>
+                <w:i/>
+                <w:iCs/>
                 <w:color w:val="05436E"/>
                 <w:lang w:val="en-US"/>
               </w:rPr>
-              <w:t>job.</w:t>
-            </w:r>
+              <w:t>job.employment</w:t>
+            </w:r>
+            <w:proofErr w:type="gramEnd"/>
             <w:r>
               <w:rPr>
                 <w:rFonts w:ascii="Aptos" w:hAnsi="Aptos" w:cs="Calibri"/>
+                <w:i/>
+                <w:iCs/>
                 <w:color w:val="05436E"/>
                 <w:lang w:val="en-US"/>
               </w:rPr>
-              <w:t>employment</w:t>
-            </w:r>
-            <w:proofErr w:type="gramEnd"/>
+              <w:t>_duration</w:t>
+            </w:r>
+            <w:proofErr w:type="spellEnd"/>
             <w:r>
               <w:rPr>
                 <w:rFonts w:ascii="Aptos" w:hAnsi="Aptos" w:cs="Calibri"/>
-                <w:color w:val="05436E"/>
-                <w:lang w:val="en-US"/>
-              </w:rPr>
-              <w:t>_period</w:t>
-            </w:r>
-            <w:proofErr w:type="spellEnd"/>
-            <w:r>
-              <w:rPr>
-                <w:rFonts w:ascii="Aptos" w:hAnsi="Aptos" w:cs="Calibri"/>
+                <w:i/>
+                <w:iCs/>
                 <w:color w:val="05436E"/>
                 <w:lang w:val="en-US"/>
               </w:rPr>
@@ -1701,7 +1757,7 @@
           <w:p>
             <w:pPr>
               <w:spacing w:before="60" w:after="60" w:line="240" w:lineRule="auto"/>
-              <w:jc w:val="center"/>
+              <w:jc w:val="both"/>
               <w:rPr>
                 <w:rFonts w:ascii="Aptos" w:hAnsi="Aptos"/>
                 <w:lang w:val="en-IN"/>
@@ -1759,6 +1815,7 @@
           <w:p>
             <w:pPr>
               <w:spacing w:before="60" w:after="60" w:line="240" w:lineRule="auto"/>
+              <w:jc w:val="both"/>
               <w:rPr>
                 <w:rFonts w:ascii="Aptos" w:hAnsi="Aptos"/>
                 <w:b/>
@@ -1810,6 +1867,7 @@
           <w:p>
             <w:pPr>
               <w:spacing w:before="60" w:after="60" w:line="240" w:lineRule="auto"/>
+              <w:jc w:val="both"/>
               <w:rPr>
                 <w:rFonts w:ascii="Aptos" w:hAnsi="Aptos"/>
                 <w:b/>
@@ -1822,6 +1880,7 @@
           <w:p>
             <w:pPr>
               <w:spacing w:before="60" w:after="60" w:line="240" w:lineRule="auto"/>
+              <w:jc w:val="both"/>
               <w:rPr>
                 <w:rFonts w:ascii="Aptos" w:hAnsi="Aptos"/>
                 <w:b/>
@@ -1852,7 +1911,7 @@
             <w:r>
               <w:rPr>
                 <w:rFonts w:ascii="Aptos" w:hAnsi="Aptos"/>
-                <w:color w:val="156082" w:themeColor="accent1"/>
+                <w:color w:val="000000" w:themeColor="text1"/>
                 <w:lang w:val="en-IN"/>
               </w:rPr>
               <w:t>{{</w:t>
@@ -1861,7 +1920,7 @@
             <w:r>
               <w:rPr>
                 <w:rFonts w:ascii="Aptos" w:hAnsi="Aptos"/>
-                <w:color w:val="156082" w:themeColor="accent1"/>
+                <w:color w:val="000000" w:themeColor="text1"/>
                 <w:lang w:val="en-IN"/>
               </w:rPr>
               <w:t>job.</w:t>
@@ -1869,7 +1928,7 @@
             <w:r>
               <w:rPr>
                 <w:rFonts w:ascii="Aptos" w:hAnsi="Aptos"/>
-                <w:color w:val="156082" w:themeColor="accent1"/>
+                <w:color w:val="000000" w:themeColor="text1"/>
                 <w:lang w:val="en-IN"/>
               </w:rPr>
               <w:t>assignment_project_name</w:t>
@@ -1878,7 +1937,7 @@
             <w:r>
               <w:rPr>
                 <w:rFonts w:ascii="Aptos" w:hAnsi="Aptos"/>
-                <w:color w:val="156082" w:themeColor="accent1"/>
+                <w:color w:val="000000" w:themeColor="text1"/>
                 <w:lang w:val="en-IN"/>
               </w:rPr>
               <w:t>}}</w:t>
@@ -1888,7 +1947,7 @@
                 <w:rFonts w:ascii="Aptos" w:hAnsi="Aptos"/>
                 <w:b/>
                 <w:bCs/>
-                <w:color w:val="156082" w:themeColor="accent1"/>
+                <w:color w:val="000000" w:themeColor="text1"/>
                 <w:lang w:val="en-IN"/>
               </w:rPr>
               <w:t xml:space="preserve"> </w:t>
@@ -1897,6 +1956,7 @@
           <w:p>
             <w:pPr>
               <w:spacing w:before="60" w:after="60" w:line="240" w:lineRule="auto"/>
+              <w:jc w:val="both"/>
               <w:rPr>
                 <w:rFonts w:ascii="Aptos" w:hAnsi="Aptos"/>
                 <w:b/>
@@ -1911,10 +1971,9 @@
           <w:p>
             <w:pPr>
               <w:spacing w:before="60" w:after="60" w:line="240" w:lineRule="auto"/>
-              <w:rPr>
-                <w:rFonts w:ascii="Aptos" w:hAnsi="Aptos"/>
-                <w:b/>
-                <w:bCs/>
+              <w:jc w:val="both"/>
+              <w:rPr>
+                <w:rFonts w:ascii="Aptos" w:hAnsi="Aptos"/>
                 <w:lang w:val="en-IN"/>
               </w:rPr>
             </w:pPr>
@@ -1930,8 +1989,6 @@
             <w:r>
               <w:rPr>
                 <w:rFonts w:ascii="Aptos" w:hAnsi="Aptos"/>
-                <w:b/>
-                <w:bCs/>
                 <w:lang w:val="en-IN"/>
               </w:rPr>
               <w:t>{{</w:t>
@@ -1940,8 +1997,6 @@
             <w:r>
               <w:rPr>
                 <w:rFonts w:ascii="Aptos" w:hAnsi="Aptos"/>
-                <w:b/>
-                <w:bCs/>
                 <w:lang w:val="en-IN"/>
               </w:rPr>
               <w:t>job.</w:t>
@@ -1949,8 +2004,6 @@
             <w:r>
               <w:rPr>
                 <w:rFonts w:ascii="Aptos" w:hAnsi="Aptos"/>
-                <w:b/>
-                <w:bCs/>
                 <w:lang w:val="en-IN"/>
               </w:rPr>
               <w:t>client</w:t>
@@ -1959,8 +2012,6 @@
             <w:r>
               <w:rPr>
                 <w:rFonts w:ascii="Aptos" w:hAnsi="Aptos"/>
-                <w:b/>
-                <w:bCs/>
                 <w:lang w:val="en-IN"/>
               </w:rPr>
               <w:t>}}</w:t>
@@ -1969,6 +2020,7 @@
           <w:p>
             <w:pPr>
               <w:spacing w:before="60" w:after="60" w:line="240" w:lineRule="auto"/>
+              <w:jc w:val="both"/>
               <w:rPr>
                 <w:rFonts w:ascii="Aptos" w:hAnsi="Aptos"/>
                 <w:lang w:val="en-IN"/>
@@ -1978,17 +2030,27 @@
           <w:p>
             <w:pPr>
               <w:spacing w:before="60" w:after="60" w:line="240" w:lineRule="auto"/>
-              <w:rPr>
-                <w:rFonts w:ascii="Aptos" w:hAnsi="Aptos"/>
-                <w:lang w:val="en-IN"/>
-              </w:rPr>
-            </w:pPr>
-            <w:r>
-              <w:rPr>
-                <w:rFonts w:ascii="Aptos" w:hAnsi="Aptos"/>
-                <w:lang w:val="en-IN"/>
-              </w:rPr>
-              <w:t xml:space="preserve">Year: </w:t>
+              <w:jc w:val="both"/>
+              <w:rPr>
+                <w:rFonts w:ascii="Aptos" w:hAnsi="Aptos"/>
+                <w:lang w:val="en-IN"/>
+              </w:rPr>
+            </w:pPr>
+            <w:r>
+              <w:rPr>
+                <w:rFonts w:ascii="Aptos" w:hAnsi="Aptos"/>
+                <w:b/>
+                <w:bCs/>
+                <w:lang w:val="en-IN"/>
+              </w:rPr>
+              <w:t>Year:</w:t>
+            </w:r>
+            <w:r>
+              <w:rPr>
+                <w:rFonts w:ascii="Aptos" w:hAnsi="Aptos"/>
+                <w:lang w:val="en-IN"/>
+              </w:rPr>
+              <w:t xml:space="preserve"> </w:t>
             </w:r>
             <w:r>
               <w:rPr>
@@ -2024,6 +2086,7 @@
           <w:p>
             <w:pPr>
               <w:spacing w:before="60" w:after="60" w:line="240" w:lineRule="auto"/>
+              <w:jc w:val="both"/>
               <w:rPr>
                 <w:rFonts w:ascii="Aptos" w:hAnsi="Aptos"/>
                 <w:lang w:val="en-IN"/>
@@ -2033,6 +2096,7 @@
           <w:p>
             <w:pPr>
               <w:spacing w:before="60" w:after="60" w:line="240" w:lineRule="auto"/>
+              <w:jc w:val="both"/>
               <w:rPr>
                 <w:rFonts w:ascii="Aptos" w:hAnsi="Aptos"/>
                 <w:lang w:val="en-IN"/>
@@ -2081,6 +2145,7 @@
           <w:p>
             <w:pPr>
               <w:spacing w:before="60" w:after="60" w:line="240" w:lineRule="auto"/>
+              <w:jc w:val="both"/>
               <w:rPr>
                 <w:rFonts w:ascii="Aptos" w:hAnsi="Aptos"/>
                 <w:lang w:val="en-IN"/>
@@ -2090,9 +2155,10 @@
           <w:p>
             <w:pPr>
               <w:spacing w:before="60" w:after="60" w:line="240" w:lineRule="auto"/>
-              <w:rPr>
-                <w:rFonts w:ascii="Aptos" w:hAnsi="Aptos"/>
-                <w:lang w:val="en-US"/>
+              <w:jc w:val="both"/>
+              <w:rPr>
+                <w:rFonts w:ascii="Aptos" w:hAnsi="Aptos"/>
+                <w:lang w:val="en-IN"/>
               </w:rPr>
             </w:pPr>
             <w:r>
@@ -2118,7 +2184,7 @@
                 <w:rFonts w:ascii="Aptos" w:hAnsi="Aptos"/>
                 <w:lang w:val="en-IN"/>
               </w:rPr>
-              <w:t>{{</w:t>
+              <w:t xml:space="preserve">{% for activity in </w:t>
             </w:r>
             <w:proofErr w:type="spellStart"/>
             <w:r>
@@ -2126,14 +2192,7 @@
                 <w:rFonts w:ascii="Aptos" w:hAnsi="Aptos"/>
                 <w:lang w:val="en-IN"/>
               </w:rPr>
-              <w:t>job.</w:t>
-            </w:r>
-            <w:r>
-              <w:rPr>
-                <w:rFonts w:ascii="Aptos" w:hAnsi="Aptos"/>
-                <w:lang w:val="en-IN"/>
-              </w:rPr>
-              <w:t>activities_performed</w:t>
+              <w:t>job.activities_performed</w:t>
             </w:r>
             <w:proofErr w:type="spellEnd"/>
             <w:r>
@@ -2141,7 +2200,57 @@
                 <w:rFonts w:ascii="Aptos" w:hAnsi="Aptos"/>
                 <w:lang w:val="en-IN"/>
               </w:rPr>
-              <w:t>}}</w:t>
+              <w:t xml:space="preserve"> %}</w:t>
+            </w:r>
+          </w:p>
+          <w:p>
+            <w:pPr>
+              <w:spacing w:before="60" w:after="60" w:line="240" w:lineRule="auto"/>
+              <w:jc w:val="both"/>
+              <w:rPr>
+                <w:rFonts w:ascii="Aptos" w:hAnsi="Aptos"/>
+                <w:lang w:val="en-IN"/>
+              </w:rPr>
+            </w:pPr>
+            <w:r>
+              <w:rPr>
+                <w:rFonts w:ascii="Aptos" w:hAnsi="Aptos"/>
+                <w:lang w:val="en-IN"/>
+              </w:rPr>
+              <w:t>• {{activity}}</w:t>
+            </w:r>
+          </w:p>
+          <w:p>
+            <w:pPr>
+              <w:spacing w:before="60" w:after="60" w:line="240" w:lineRule="auto"/>
+              <w:jc w:val="both"/>
+              <w:rPr>
+                <w:rFonts w:ascii="Aptos" w:hAnsi="Aptos"/>
+                <w:lang w:val="en-US"/>
+              </w:rPr>
+            </w:pPr>
+            <w:r>
+              <w:rPr>
+                <w:rFonts w:ascii="Aptos" w:hAnsi="Aptos"/>
+                <w:lang w:val="en-IN"/>
+              </w:rPr>
+              <w:t xml:space="preserve">{% </w:t>
+            </w:r>
+            <w:proofErr w:type="spellStart"/>
+            <w:r>
+              <w:rPr>
+                <w:rFonts w:ascii="Aptos" w:hAnsi="Aptos"/>
+                <w:lang w:val="en-IN"/>
+              </w:rPr>
+              <w:t>endfor</w:t>
+            </w:r>
+            <w:proofErr w:type="spellEnd"/>
+            <w:r>
+              <w:rPr>
+                <w:rFonts w:ascii="Aptos" w:hAnsi="Aptos"/>
+                <w:lang w:val="en-IN"/>
+              </w:rPr>
+              <w:t xml:space="preserve"> %}</w:t>
             </w:r>
             <w:r>
               <w:rPr>
@@ -2227,7 +2336,7 @@
           <w:p>
             <w:pPr>
               <w:spacing w:before="60" w:after="60" w:line="240" w:lineRule="auto"/>
-              <w:jc w:val="center"/>
+              <w:jc w:val="both"/>
               <w:rPr>
                 <w:rFonts w:ascii="Aptos" w:hAnsi="Aptos"/>
                 <w:lang w:val="en-IN"/>
@@ -2243,6 +2352,7 @@
           <w:p>
             <w:pPr>
               <w:spacing w:before="60" w:after="60" w:line="240" w:lineRule="auto"/>
+              <w:jc w:val="both"/>
               <w:rPr>
                 <w:rFonts w:ascii="Aptos" w:hAnsi="Aptos"/>
                 <w:b/>
@@ -2262,6 +2372,22 @@
           <w:lang w:val="en-US"/>
         </w:rPr>
       </w:pPr>
+    </w:p>
+    <w:p>
+      <w:pPr>
+        <w:spacing w:after="160" w:line="278" w:lineRule="auto"/>
+        <w:rPr>
+          <w:rFonts w:asciiTheme="minorHAnsi" w:hAnsiTheme="minorHAnsi"/>
+          <w:lang w:val="en-US"/>
+        </w:rPr>
+      </w:pPr>
+      <w:r>
+        <w:rPr>
+          <w:rFonts w:asciiTheme="minorHAnsi" w:hAnsiTheme="minorHAnsi"/>
+          <w:lang w:val="en-US"/>
+        </w:rPr>
+        <w:br w:type="page"/>
+      </w:r>
     </w:p>
     <w:p>
       <w:pPr>
@@ -2369,7 +2495,7 @@
           <w:p>
             <w:pPr>
               <w:spacing w:after="0" w:line="240" w:lineRule="auto"/>
-              <w:jc w:val="center"/>
+              <w:jc w:val="both"/>
               <w:cnfStyle w:val="000000100000" w:firstRow="0" w:lastRow="0" w:firstColumn="0" w:lastColumn="0" w:oddVBand="0" w:evenVBand="0" w:oddHBand="1" w:evenHBand="0" w:firstRowFirstColumn="0" w:firstRowLastColumn="0" w:lastRowFirstColumn="0" w:lastRowLastColumn="0"/>
               <w:rPr>
                 <w:rFonts w:asciiTheme="minorHAnsi" w:hAnsiTheme="minorHAnsi" w:cs="Calibri"/>
@@ -2403,6 +2529,7 @@
               <w:pStyle w:val="ListParagraph"/>
               <w:spacing w:after="0" w:line="240" w:lineRule="auto"/>
               <w:contextualSpacing w:val="0"/>
+              <w:jc w:val="both"/>
               <w:rPr>
                 <w:rFonts w:asciiTheme="minorHAnsi" w:hAnsiTheme="minorHAnsi" w:cs="Calibri"/>
                 <w:color w:val="FFFFFF" w:themeColor="background1"/>
@@ -2429,6 +2556,7 @@
               <w:pStyle w:val="ListParagraph"/>
               <w:spacing w:after="0" w:line="240" w:lineRule="auto"/>
               <w:contextualSpacing w:val="0"/>
+              <w:jc w:val="both"/>
               <w:cnfStyle w:val="000000000000" w:firstRow="0" w:lastRow="0" w:firstColumn="0" w:lastColumn="0" w:oddVBand="0" w:evenVBand="0" w:oddHBand="0" w:evenHBand="0" w:firstRowFirstColumn="0" w:firstRowLastColumn="0" w:lastRowFirstColumn="0" w:lastRowLastColumn="0"/>
               <w:rPr>
                 <w:rFonts w:asciiTheme="minorHAnsi" w:hAnsiTheme="minorHAnsi" w:cs="Calibri"/>
@@ -2460,6 +2588,7 @@
               <w:pStyle w:val="ListParagraph"/>
               <w:spacing w:after="0" w:line="240" w:lineRule="auto"/>
               <w:contextualSpacing w:val="0"/>
+              <w:jc w:val="both"/>
               <w:cnfStyle w:val="000000000000" w:firstRow="0" w:lastRow="0" w:firstColumn="0" w:lastColumn="0" w:oddVBand="0" w:evenVBand="0" w:oddHBand="0" w:evenHBand="0" w:firstRowFirstColumn="0" w:firstRowLastColumn="0" w:lastRowFirstColumn="0" w:lastRowLastColumn="0"/>
               <w:rPr>
                 <w:rFonts w:asciiTheme="minorHAnsi" w:hAnsiTheme="minorHAnsi" w:cs="Calibri"/>
@@ -2488,7 +2617,7 @@
           <w:p>
             <w:pPr>
               <w:spacing w:after="0" w:line="240" w:lineRule="auto"/>
-              <w:jc w:val="center"/>
+              <w:jc w:val="both"/>
               <w:cnfStyle w:val="000000000000" w:firstRow="0" w:lastRow="0" w:firstColumn="0" w:lastColumn="0" w:oddVBand="0" w:evenVBand="0" w:oddHBand="0" w:evenHBand="0" w:firstRowFirstColumn="0" w:firstRowLastColumn="0" w:lastRowFirstColumn="0" w:lastRowLastColumn="0"/>
               <w:rPr>
                 <w:rFonts w:asciiTheme="minorHAnsi" w:hAnsiTheme="minorHAnsi" w:cs="Calibri"/>
@@ -2545,6 +2674,7 @@
               <w:pStyle w:val="ListParagraph"/>
               <w:spacing w:after="0" w:line="240" w:lineRule="auto"/>
               <w:contextualSpacing w:val="0"/>
+              <w:jc w:val="both"/>
               <w:rPr>
                 <w:rFonts w:asciiTheme="minorHAnsi" w:hAnsiTheme="minorHAnsi" w:cs="Calibri"/>
                 <w:b w:val="0"/>
@@ -2598,7 +2728,7 @@
               <w:pStyle w:val="ListParagraph"/>
               <w:spacing w:after="0" w:line="240" w:lineRule="auto"/>
               <w:contextualSpacing w:val="0"/>
-              <w:jc w:val="center"/>
+              <w:jc w:val="both"/>
               <w:cnfStyle w:val="000000100000" w:firstRow="0" w:lastRow="0" w:firstColumn="0" w:lastColumn="0" w:oddVBand="0" w:evenVBand="0" w:oddHBand="1" w:evenHBand="0" w:firstRowFirstColumn="0" w:firstRowLastColumn="0" w:lastRowFirstColumn="0" w:lastRowLastColumn="0"/>
               <w:rPr>
                 <w:rFonts w:asciiTheme="minorHAnsi" w:hAnsiTheme="minorHAnsi" w:cs="Calibri"/>
@@ -2645,6 +2775,7 @@
               <w:pStyle w:val="ListParagraph"/>
               <w:spacing w:after="0" w:line="240" w:lineRule="auto"/>
               <w:contextualSpacing w:val="0"/>
+              <w:jc w:val="both"/>
               <w:cnfStyle w:val="000000100000" w:firstRow="0" w:lastRow="0" w:firstColumn="0" w:lastColumn="0" w:oddVBand="0" w:evenVBand="0" w:oddHBand="1" w:evenHBand="0" w:firstRowFirstColumn="0" w:firstRowLastColumn="0" w:lastRowFirstColumn="0" w:lastRowLastColumn="0"/>
               <w:rPr>
                 <w:rFonts w:asciiTheme="minorHAnsi" w:hAnsiTheme="minorHAnsi" w:cs="Calibri"/>
@@ -2899,7 +3030,7 @@
                 <w:noProof/>
                 <w:lang w:val="en-IN"/>
               </w:rPr>
-              <w:t>11 June 2026</w:t>
+              <w:t>12 June 2026</w:t>
             </w:r>
             <w:r>
               <w:rPr>
@@ -3054,7 +3185,7 @@
                 <w:noProof/>
                 <w:lang w:val="en-IN"/>
               </w:rPr>
-              <w:t>11 June 2026</w:t>
+              <w:t>12 June 2026</w:t>
             </w:r>
             <w:r>
               <w:rPr>
